--- a/Результаты/Лабораторная_04_Потери_и_охлаждение.docx
+++ b/Результаты/Лабораторная_04_Потери_и_охлаждение.docx
@@ -18,7 +18,7 @@
         <w:t>Тема:</w:t>
       </w:r>
       <w:r>
-        <w:t xml:space="preserve"> Расчёт суммарных потерь транзистора, выбор радиатора, проверка снаббера.</w:t>
+        <w:t xml:space="preserve"> Бюджет потерь транзистора, выбор радиатора, проверка снаббера.</w:t>
       </w:r>
     </w:p>
     <w:p>
@@ -31,7 +31,18 @@
     </w:p>
     <w:p>
       <w:r>
-        <w:t>Связать электрические потери с тепловым режимом: рассчитать P_потерь, подобрать радиатор и проверить тепловую модель в симуляции.</w:t>
+        <w:t xml:space="preserve">Связать электрические потери с тепловым режимом: рассчитать </w:t>
+      </w:r>
+      <w:r>
+        <w:rPr>
+          <w:rFonts w:ascii="Consolas" w:hAnsi="Consolas"/>
+          <w:color w:val="C03030"/>
+          <w:sz w:val="20"/>
+        </w:rPr>
+        <w:t>P_потерь</w:t>
+      </w:r>
+      <w:r>
+        <w:t>, подобрать радиатор и проверить тепловую модель в симуляции.</w:t>
       </w:r>
     </w:p>
     <w:p>
@@ -39,7 +50,38 @@
         <w:pStyle w:val="Heading2"/>
       </w:pPr>
       <w:r>
-        <w:t>Инструменты</w:t>
+        <w:t>Теория и расчёт (до симуляции)</w:t>
+      </w:r>
+    </w:p>
+    <w:p>
+      <w:pPr>
+        <w:spacing w:after="0" w:before="0"/>
+        <w:ind w:left="240"/>
+      </w:pPr>
+      <w:r>
+        <w:rPr>
+          <w:rFonts w:ascii="Consolas" w:hAnsi="Consolas"/>
+          <w:sz w:val="20"/>
+        </w:rPr>
+        <w:t>T_j = P·(R_th(jc) + R_th(cs) + R_th(sa)) + T_a</w:t>
+      </w:r>
+    </w:p>
+    <w:p>
+      <w:pPr>
+        <w:spacing w:after="0" w:before="0"/>
+        <w:ind w:left="240"/>
+      </w:pPr>
+      <w:r>
+        <w:rPr>
+          <w:rFonts w:ascii="Consolas" w:hAnsi="Consolas"/>
+          <w:sz w:val="20"/>
+        </w:rPr>
+        <w:t>R_th(sa) ≤ (T_j(max) − T_a)/P − R_th(jc) − R_th(cs)</w:t>
+      </w:r>
+    </w:p>
+    <w:p>
+      <w:r>
+        <w:t>Исходные данные:</w:t>
       </w:r>
     </w:p>
     <w:p>
@@ -47,7 +89,37 @@
         <w:pStyle w:val="ListBullet"/>
       </w:pPr>
       <w:r>
-        <w:t>LTspice (оценка потерь по осциллограммам, RC-снаббер).</w:t>
+        <w:rPr>
+          <w:rFonts w:ascii="Consolas" w:hAnsi="Consolas"/>
+          <w:color w:val="C03030"/>
+          <w:sz w:val="20"/>
+        </w:rPr>
+        <w:t>P_total = 20 Вт</w:t>
+      </w:r>
+      <w:r>
+        <w:t xml:space="preserve">, </w:t>
+      </w:r>
+      <w:r>
+        <w:rPr>
+          <w:rFonts w:ascii="Consolas" w:hAnsi="Consolas"/>
+          <w:color w:val="C03030"/>
+          <w:sz w:val="20"/>
+        </w:rPr>
+        <w:t>T_j(max) = 125 °C</w:t>
+      </w:r>
+      <w:r>
+        <w:t xml:space="preserve">, </w:t>
+      </w:r>
+      <w:r>
+        <w:rPr>
+          <w:rFonts w:ascii="Consolas" w:hAnsi="Consolas"/>
+          <w:color w:val="C03030"/>
+          <w:sz w:val="20"/>
+        </w:rPr>
+        <w:t>T_a = 40 °C</w:t>
+      </w:r>
+      <w:r>
+        <w:t>;</w:t>
       </w:r>
     </w:p>
     <w:p>
@@ -55,15 +127,49 @@
         <w:pStyle w:val="ListBullet"/>
       </w:pPr>
       <w:r>
-        <w:t>MATLAB/Simulink (тепловая RC-модель прибора, опционально).</w:t>
+        <w:rPr>
+          <w:rFonts w:ascii="Consolas" w:hAnsi="Consolas"/>
+          <w:color w:val="C03030"/>
+          <w:sz w:val="20"/>
+        </w:rPr>
+        <w:t>R_th(jc) = 0.5 °C/Вт</w:t>
+      </w:r>
+      <w:r>
+        <w:t xml:space="preserve">, </w:t>
+      </w:r>
+      <w:r>
+        <w:rPr>
+          <w:rFonts w:ascii="Consolas" w:hAnsi="Consolas"/>
+          <w:color w:val="C03030"/>
+          <w:sz w:val="20"/>
+        </w:rPr>
+        <w:t>R_th(cs) = 0.2 °C/Вт</w:t>
+      </w:r>
+      <w:r>
+        <w:t>.</w:t>
+      </w:r>
+    </w:p>
+    <w:p>
+      <w:r>
+        <w:t>Расчёт допустимого радиатора:</w:t>
       </w:r>
     </w:p>
     <w:p>
       <w:pPr>
-        <w:pStyle w:val="ListBullet"/>
+        <w:spacing w:after="0" w:before="0"/>
+        <w:ind w:left="240"/>
       </w:pPr>
       <w:r>
-        <w:t>Расчёт в Excel/MATLAB.</w:t>
+        <w:rPr>
+          <w:rFonts w:ascii="Consolas" w:hAnsi="Consolas"/>
+          <w:sz w:val="20"/>
+        </w:rPr>
+        <w:t>R_th(sa) ≤ (125 − 40)/20 − 0.5 − 0.2 = 4.25 − 0.7 = 3.55 °C/Вт</w:t>
+      </w:r>
+    </w:p>
+    <w:p>
+      <w:r>
+        <w:t>────────────────────────────────────────</w:t>
       </w:r>
     </w:p>
     <w:p>
@@ -71,7 +177,7 @@
         <w:pStyle w:val="Heading2"/>
       </w:pPr>
       <w:r>
-        <w:t>Задание</w:t>
+        <w:t>Часть A. Бюджет потерь (из модели ЛР-03)</w:t>
       </w:r>
     </w:p>
     <w:p>
@@ -79,7 +185,40 @@
         <w:pStyle w:val="ListNumber"/>
       </w:pPr>
       <w:r>
-        <w:t>Возьмите модель из ЛР-03. Для рабочей точки (U, I, f_sw) измерьте средние потери проводимости и переключения.</w:t>
+        <w:t>Возьмите модель Buck/переключения из ЛР-03 в рабочей точке (</w:t>
+      </w:r>
+      <w:r>
+        <w:rPr>
+          <w:rFonts w:ascii="Consolas" w:hAnsi="Consolas"/>
+          <w:color w:val="C03030"/>
+          <w:sz w:val="20"/>
+        </w:rPr>
+        <w:t>U</w:t>
+      </w:r>
+      <w:r>
+        <w:t xml:space="preserve">, </w:t>
+      </w:r>
+      <w:r>
+        <w:rPr>
+          <w:rFonts w:ascii="Consolas" w:hAnsi="Consolas"/>
+          <w:color w:val="C03030"/>
+          <w:sz w:val="20"/>
+        </w:rPr>
+        <w:t>I</w:t>
+      </w:r>
+      <w:r>
+        <w:t xml:space="preserve">, </w:t>
+      </w:r>
+      <w:r>
+        <w:rPr>
+          <w:rFonts w:ascii="Consolas" w:hAnsi="Consolas"/>
+          <w:color w:val="C03030"/>
+          <w:sz w:val="20"/>
+        </w:rPr>
+        <w:t>f_sw = 50 кГц</w:t>
+      </w:r>
+      <w:r>
+        <w:t>).</w:t>
       </w:r>
     </w:p>
     <w:p>
@@ -87,7 +226,29 @@
         <w:pStyle w:val="ListNumber"/>
       </w:pPr>
       <w:r>
-        <w:t>Постройте бюджет потерь: P_total = P_cond + P_sw.</w:t>
+        <w:t xml:space="preserve">Измерьте средние потери проводимости: </w:t>
+      </w:r>
+      <w:r>
+        <w:rPr>
+          <w:rFonts w:ascii="Consolas" w:hAnsi="Consolas"/>
+          <w:color w:val="C03030"/>
+          <w:sz w:val="20"/>
+        </w:rPr>
+        <w:t>⟨Id²⟩·R_DS(on)</w:t>
+      </w:r>
+      <w:r>
+        <w:t xml:space="preserve"> (или </w:t>
+      </w:r>
+      <w:r>
+        <w:rPr>
+          <w:rFonts w:ascii="Consolas" w:hAnsi="Consolas"/>
+          <w:color w:val="C03030"/>
+          <w:sz w:val="20"/>
+        </w:rPr>
+        <w:t>⟨V_DS·Id⟩</w:t>
+      </w:r>
+      <w:r>
+        <w:t xml:space="preserve"> в открытом состоянии).</w:t>
       </w:r>
     </w:p>
     <w:p>
@@ -95,7 +256,18 @@
         <w:pStyle w:val="ListNumber"/>
       </w:pPr>
       <w:r>
-        <w:t>По datasheet-параметрам (R_th(jc), R_th(cs)) рассчитайте требуемое R_th(sa) радиатора.</w:t>
+        <w:t xml:space="preserve">Измерьте потери переключения </w:t>
+      </w:r>
+      <w:r>
+        <w:rPr>
+          <w:rFonts w:ascii="Consolas" w:hAnsi="Consolas"/>
+          <w:color w:val="C03030"/>
+          <w:sz w:val="20"/>
+        </w:rPr>
+        <w:t>P_sw = (E_on+E_off)·f_sw</w:t>
+      </w:r>
+      <w:r>
+        <w:t>.</w:t>
       </w:r>
     </w:p>
     <w:p>
@@ -103,7 +275,66 @@
         <w:pStyle w:val="ListNumber"/>
       </w:pPr>
       <w:r>
-        <w:t>Соберите тепловую RC-цепочку (электрическая аналогия) и проверьте установившуюся T_j.</w:t>
+        <w:t xml:space="preserve">Сложите: </w:t>
+      </w:r>
+      <w:r>
+        <w:rPr>
+          <w:rFonts w:ascii="Consolas" w:hAnsi="Consolas"/>
+          <w:color w:val="C03030"/>
+          <w:sz w:val="20"/>
+        </w:rPr>
+        <w:t>P_total = P_cond + P_sw</w:t>
+      </w:r>
+      <w:r>
+        <w:t>.</w:t>
+      </w:r>
+    </w:p>
+    <w:p>
+      <w:r>
+        <w:t>────────────────────────────────────────</w:t>
+      </w:r>
+    </w:p>
+    <w:p>
+      <w:pPr>
+        <w:pStyle w:val="Heading2"/>
+      </w:pPr>
+      <w:r>
+        <w:t>Часть B. Тепловая модель (электрическая аналогия, LTspice)</w:t>
+      </w:r>
+    </w:p>
+    <w:p>
+      <w:pPr>
+        <w:pStyle w:val="Heading3"/>
+      </w:pPr>
+      <w:r>
+        <w:t>B1. Сборка RC-тепловой цепочки</w:t>
+      </w:r>
+    </w:p>
+    <w:p>
+      <w:r>
+        <w:t xml:space="preserve">Аналогия: мощность → ток, температура → напряжение, </w:t>
+      </w:r>
+      <w:r>
+        <w:rPr>
+          <w:rFonts w:ascii="Consolas" w:hAnsi="Consolas"/>
+          <w:color w:val="C03030"/>
+          <w:sz w:val="20"/>
+        </w:rPr>
+        <w:t>R_th</w:t>
+      </w:r>
+      <w:r>
+        <w:t xml:space="preserve"> → сопротивление, </w:t>
+      </w:r>
+      <w:r>
+        <w:rPr>
+          <w:rFonts w:ascii="Consolas" w:hAnsi="Consolas"/>
+          <w:color w:val="C03030"/>
+          <w:sz w:val="20"/>
+        </w:rPr>
+        <w:t>C_th</w:t>
+      </w:r>
+      <w:r>
+        <w:t xml:space="preserve"> → ёмкость.</w:t>
       </w:r>
     </w:p>
     <w:p>
@@ -111,7 +342,234 @@
         <w:pStyle w:val="ListNumber"/>
       </w:pPr>
       <w:r>
-        <w:t>Добавьте RC-снаббер на транзистор, оцените снижение перенапряжения и доп. потери в снаббере.</w:t>
+        <w:t xml:space="preserve">Источник тока </w:t>
+      </w:r>
+      <w:r>
+        <w:rPr>
+          <w:rFonts w:ascii="Consolas" w:hAnsi="Consolas"/>
+          <w:color w:val="C03030"/>
+          <w:sz w:val="20"/>
+        </w:rPr>
+        <w:t>I1 = P_total</w:t>
+      </w:r>
+      <w:r>
+        <w:t xml:space="preserve"> (например 20 А = 20 Вт).</w:t>
+      </w:r>
+    </w:p>
+    <w:p>
+      <w:pPr>
+        <w:pStyle w:val="ListNumber"/>
+      </w:pPr>
+      <w:r>
+        <w:t xml:space="preserve">Последовательно резисторы: </w:t>
+      </w:r>
+      <w:r>
+        <w:rPr>
+          <w:rFonts w:ascii="Consolas" w:hAnsi="Consolas"/>
+          <w:color w:val="C03030"/>
+          <w:sz w:val="20"/>
+        </w:rPr>
+        <w:t>R_jc = 0.5</w:t>
+      </w:r>
+      <w:r>
+        <w:t xml:space="preserve">, </w:t>
+      </w:r>
+      <w:r>
+        <w:rPr>
+          <w:rFonts w:ascii="Consolas" w:hAnsi="Consolas"/>
+          <w:color w:val="C03030"/>
+          <w:sz w:val="20"/>
+        </w:rPr>
+        <w:t>R_cs = 0.2</w:t>
+      </w:r>
+      <w:r>
+        <w:t xml:space="preserve">, </w:t>
+      </w:r>
+      <w:r>
+        <w:rPr>
+          <w:rFonts w:ascii="Consolas" w:hAnsi="Consolas"/>
+          <w:color w:val="C03030"/>
+          <w:sz w:val="20"/>
+        </w:rPr>
+        <w:t>R_sa = 3.55</w:t>
+      </w:r>
+      <w:r>
+        <w:t xml:space="preserve"> (Ом = °C/Вт).</w:t>
+      </w:r>
+    </w:p>
+    <w:p>
+      <w:pPr>
+        <w:pStyle w:val="ListNumber"/>
+      </w:pPr>
+      <w:r>
+        <w:t xml:space="preserve">Параллельно узлам — конденсаторы теплоёмкости (например </w:t>
+      </w:r>
+      <w:r>
+        <w:rPr>
+          <w:rFonts w:ascii="Consolas" w:hAnsi="Consolas"/>
+          <w:color w:val="C03030"/>
+          <w:sz w:val="20"/>
+        </w:rPr>
+        <w:t>C_j = 1m</w:t>
+      </w:r>
+      <w:r>
+        <w:t xml:space="preserve">, </w:t>
+      </w:r>
+      <w:r>
+        <w:rPr>
+          <w:rFonts w:ascii="Consolas" w:hAnsi="Consolas"/>
+          <w:color w:val="C03030"/>
+          <w:sz w:val="20"/>
+        </w:rPr>
+        <w:t>C_s = 0.1</w:t>
+      </w:r>
+      <w:r>
+        <w:t>).</w:t>
+      </w:r>
+    </w:p>
+    <w:p>
+      <w:pPr>
+        <w:pStyle w:val="ListNumber"/>
+      </w:pPr>
+      <w:r>
+        <w:t xml:space="preserve">Нижний узел через источник напряжения </w:t>
+      </w:r>
+      <w:r>
+        <w:rPr>
+          <w:rFonts w:ascii="Consolas" w:hAnsi="Consolas"/>
+          <w:color w:val="C03030"/>
+          <w:sz w:val="20"/>
+        </w:rPr>
+        <w:t>V_amb = 40 В</w:t>
+      </w:r>
+      <w:r>
+        <w:t xml:space="preserve"> (= 40 °C) к земле.</w:t>
+      </w:r>
+    </w:p>
+    <w:p>
+      <w:pPr>
+        <w:pStyle w:val="Heading3"/>
+      </w:pPr>
+      <w:r>
+        <w:t>B2. Анализ</w:t>
+      </w:r>
+    </w:p>
+    <w:p>
+      <w:pPr>
+        <w:pStyle w:val="ListNumber"/>
+      </w:pPr>
+      <w:r>
+        <w:rPr>
+          <w:rFonts w:ascii="Consolas" w:hAnsi="Consolas"/>
+          <w:color w:val="C03030"/>
+          <w:sz w:val="20"/>
+        </w:rPr>
+        <w:t>.tran 0 60 0 0.01</w:t>
+      </w:r>
+      <w:r>
+        <w:t xml:space="preserve"> (60 с — выход на тепловой режим).</w:t>
+      </w:r>
+    </w:p>
+    <w:p>
+      <w:pPr>
+        <w:pStyle w:val="ListNumber"/>
+      </w:pPr>
+      <w:r>
+        <w:t xml:space="preserve">Напряжение на узле кристалла = </w:t>
+      </w:r>
+      <w:r>
+        <w:rPr>
+          <w:rFonts w:ascii="Consolas" w:hAnsi="Consolas"/>
+          <w:color w:val="C03030"/>
+          <w:sz w:val="20"/>
+        </w:rPr>
+        <w:t>T_j</w:t>
+      </w:r>
+      <w:r>
+        <w:t>. Проверьте установившееся значение:</w:t>
+      </w:r>
+    </w:p>
+    <w:p>
+      <w:pPr>
+        <w:spacing w:after="0" w:before="0"/>
+        <w:ind w:left="240"/>
+      </w:pPr>
+      <w:r>
+        <w:rPr>
+          <w:rFonts w:ascii="Consolas" w:hAnsi="Consolas"/>
+          <w:sz w:val="20"/>
+        </w:rPr>
+        <w:t>T_j = 20·(0.5+0.2+3.55) + 40 = 20·4.25 + 40 = 125 °C ✓</w:t>
+      </w:r>
+    </w:p>
+    <w:p>
+      <w:pPr>
+        <w:pStyle w:val="ListNumber"/>
+      </w:pPr>
+      <w:r>
+        <w:t xml:space="preserve">Снимите переходную кривую </w:t>
+      </w:r>
+      <w:r>
+        <w:rPr>
+          <w:rFonts w:ascii="Consolas" w:hAnsi="Consolas"/>
+          <w:color w:val="C03030"/>
+          <w:sz w:val="20"/>
+        </w:rPr>
+        <w:t>T_j(t)</w:t>
+      </w:r>
+      <w:r>
+        <w:t xml:space="preserve"> — экспоненциальный выход на режим.</w:t>
+      </w:r>
+    </w:p>
+    <w:p>
+      <w:pPr>
+        <w:pStyle w:val="Heading3"/>
+      </w:pPr>
+      <w:r>
+        <w:t>B3. Проверка границы</w:t>
+      </w:r>
+    </w:p>
+    <w:p>
+      <w:r>
+        <w:t xml:space="preserve">Уменьшите </w:t>
+      </w:r>
+      <w:r>
+        <w:rPr>
+          <w:rFonts w:ascii="Consolas" w:hAnsi="Consolas"/>
+          <w:color w:val="C03030"/>
+          <w:sz w:val="20"/>
+        </w:rPr>
+        <w:t>R_sa</w:t>
+      </w:r>
+      <w:r>
+        <w:t xml:space="preserve"> до 2.0 — </w:t>
+      </w:r>
+      <w:r>
+        <w:rPr>
+          <w:rFonts w:ascii="Consolas" w:hAnsi="Consolas"/>
+          <w:color w:val="C03030"/>
+          <w:sz w:val="20"/>
+        </w:rPr>
+        <w:t>T_j</w:t>
+      </w:r>
+      <w:r>
+        <w:t xml:space="preserve"> снизится; увеличьте до 5.0 — </w:t>
+      </w:r>
+      <w:r>
+        <w:rPr>
+          <w:rFonts w:ascii="Consolas" w:hAnsi="Consolas"/>
+          <w:color w:val="C03030"/>
+          <w:sz w:val="20"/>
+        </w:rPr>
+        <w:t>T_j</w:t>
+      </w:r>
+      <w:r>
+        <w:t xml:space="preserve"> превысит 125 °C (перегрев). Сделайте вывод о запасе.</w:t>
+      </w:r>
+    </w:p>
+    <w:p>
+      <w:r>
+        <w:t>────────────────────────────────────────</w:t>
       </w:r>
     </w:p>
     <w:p>
@@ -119,31 +577,148 @@
         <w:pStyle w:val="Heading2"/>
       </w:pPr>
       <w:r>
-        <w:t>Расчётная часть</w:t>
+        <w:t>Часть C. RC-снаббер</w:t>
       </w:r>
     </w:p>
     <w:p>
       <w:pPr>
-        <w:pStyle w:val="ListBullet"/>
+        <w:pStyle w:val="ListNumber"/>
       </w:pPr>
       <w:r>
-        <w:t>P_total для f_sw = 50 кГц.</w:t>
+        <w:t xml:space="preserve">На транзистор (сток-исток) добавьте RC-снаббер: </w:t>
+      </w:r>
+      <w:r>
+        <w:rPr>
+          <w:rFonts w:ascii="Consolas" w:hAnsi="Consolas"/>
+          <w:color w:val="C03030"/>
+          <w:sz w:val="20"/>
+        </w:rPr>
+        <w:t>C_sn = 1 нФ</w:t>
+      </w:r>
+      <w:r>
+        <w:t xml:space="preserve">, </w:t>
+      </w:r>
+      <w:r>
+        <w:rPr>
+          <w:rFonts w:ascii="Consolas" w:hAnsi="Consolas"/>
+          <w:color w:val="C03030"/>
+          <w:sz w:val="20"/>
+        </w:rPr>
+        <w:t>R_sn = 22 Ом</w:t>
+      </w:r>
+      <w:r>
+        <w:t>.</w:t>
       </w:r>
     </w:p>
     <w:p>
       <w:pPr>
-        <w:pStyle w:val="ListBullet"/>
+        <w:pStyle w:val="ListNumber"/>
       </w:pPr>
       <w:r>
-        <w:t>R_th(sa) ≤ (T_j(max) − T_a)/P_total − R_th(jc) − R_th(cs).</w:t>
+        <w:t>Сравните перенапряжение на ключе при выключении (без / со снаббером).</w:t>
       </w:r>
     </w:p>
     <w:p>
       <w:pPr>
-        <w:pStyle w:val="ListBullet"/>
+        <w:pStyle w:val="ListNumber"/>
       </w:pPr>
       <w:r>
-        <w:t>Энергия снаббера E = 0.5·C·U², мощность P_sn = E·f_sw.</w:t>
+        <w:t xml:space="preserve">Оцените доп. потери в снаббере: </w:t>
+      </w:r>
+      <w:r>
+        <w:rPr>
+          <w:rFonts w:ascii="Consolas" w:hAnsi="Consolas"/>
+          <w:color w:val="C03030"/>
+          <w:sz w:val="20"/>
+        </w:rPr>
+        <w:t>P_sn = 0.5·C_sn·U²·f_sw</w:t>
+      </w:r>
+      <w:r>
+        <w:t>.</w:t>
+      </w:r>
+    </w:p>
+    <w:p>
+      <w:r>
+        <w:t xml:space="preserve">Пример: </w:t>
+      </w:r>
+      <w:r>
+        <w:rPr>
+          <w:rFonts w:ascii="Consolas" w:hAnsi="Consolas"/>
+          <w:color w:val="C03030"/>
+          <w:sz w:val="20"/>
+        </w:rPr>
+        <w:t>0.5·1·10⁻⁹·100²·50·10³ = 0.25 Вт</w:t>
+      </w:r>
+      <w:r>
+        <w:t>.</w:t>
+      </w:r>
+    </w:p>
+    <w:p>
+      <w:r>
+        <w:t>────────────────────────────────────────</w:t>
+      </w:r>
+    </w:p>
+    <w:p>
+      <w:pPr>
+        <w:pStyle w:val="Heading2"/>
+      </w:pPr>
+      <w:r>
+        <w:t>Таблица результатов</w:t>
+      </w:r>
+    </w:p>
+    <w:p>
+      <w:r>
+        <w:t>| Параметр | Значение |</w:t>
+      </w:r>
+    </w:p>
+    <w:p>
+      <w:r>
+        <w:t>|----------|----------|</w:t>
+      </w:r>
+    </w:p>
+    <w:p>
+      <w:r>
+        <w:t>| P_cond, Вт | |</w:t>
+      </w:r>
+    </w:p>
+    <w:p>
+      <w:r>
+        <w:t>| P_sw, Вт | |</w:t>
+      </w:r>
+    </w:p>
+    <w:p>
+      <w:r>
+        <w:t>| P_total, Вт | |</w:t>
+      </w:r>
+    </w:p>
+    <w:p>
+      <w:r>
+        <w:t>| R_th(sa) расчёт, °C/Вт | 3.55 |</w:t>
+      </w:r>
+    </w:p>
+    <w:p>
+      <w:r>
+        <w:t>| T_j (симуляция), °C | |</w:t>
+      </w:r>
+    </w:p>
+    <w:p>
+      <w:r>
+        <w:t>| U_пик без снаббера, В | |</w:t>
+      </w:r>
+    </w:p>
+    <w:p>
+      <w:r>
+        <w:t>| U_пик со снаббером, В | |</w:t>
+      </w:r>
+    </w:p>
+    <w:p>
+      <w:r>
+        <w:t>| P_sn, Вт | |</w:t>
+      </w:r>
+    </w:p>
+    <w:p>
+      <w:r>
+        <w:t>────────────────────────────────────────</w:t>
       </w:r>
     </w:p>
     <w:p>
@@ -159,7 +734,18 @@
         <w:pStyle w:val="ListNumber"/>
       </w:pPr>
       <w:r>
-        <w:t>Что произойдёт с T_j при удвоении частоты коммутации?</w:t>
+        <w:t xml:space="preserve">Что произойдёт с </w:t>
+      </w:r>
+      <w:r>
+        <w:rPr>
+          <w:rFonts w:ascii="Consolas" w:hAnsi="Consolas"/>
+          <w:color w:val="C03030"/>
+          <w:sz w:val="20"/>
+        </w:rPr>
+        <w:t>T_j</w:t>
+      </w:r>
+      <w:r>
+        <w:t xml:space="preserve"> при удвоении частоты коммутации?</w:t>
       </w:r>
     </w:p>
     <w:p>
@@ -175,7 +761,37 @@
         <w:pStyle w:val="ListNumber"/>
       </w:pPr>
       <w:r>
-        <w:t>Как переходное Z_th(t) помогает при коротких импульсах перегрузки?</w:t>
+        <w:t xml:space="preserve">Как переходное </w:t>
+      </w:r>
+      <w:r>
+        <w:rPr>
+          <w:rFonts w:ascii="Consolas" w:hAnsi="Consolas"/>
+          <w:color w:val="C03030"/>
+          <w:sz w:val="20"/>
+        </w:rPr>
+        <w:t>Z_th(t)</w:t>
+      </w:r>
+      <w:r>
+        <w:t xml:space="preserve"> помогает при коротких импульсах перегрузки?</w:t>
+      </w:r>
+    </w:p>
+    <w:p>
+      <w:pPr>
+        <w:pStyle w:val="ListNumber"/>
+      </w:pPr>
+      <w:r>
+        <w:t xml:space="preserve">Зачем в тепловой модели нужны конденсаторы </w:t>
+      </w:r>
+      <w:r>
+        <w:rPr>
+          <w:rFonts w:ascii="Consolas" w:hAnsi="Consolas"/>
+          <w:color w:val="C03030"/>
+          <w:sz w:val="20"/>
+        </w:rPr>
+        <w:t>C_th</w:t>
+      </w:r>
+      <w:r>
+        <w:t>?</w:t>
       </w:r>
     </w:p>
     <w:p>
@@ -188,7 +804,7 @@
     </w:p>
     <w:p>
       <w:r>
-        <w:t>Цель → бюджет потерь → расчёт радиатора → тепловая модель (T_j) → эффект снаббера → выводы.</w:t>
+        <w:t>Цель → бюджет потерь → расчёт радиатора → тепловая модель T_j(t) → эффект снаббера → выводы.</w:t>
       </w:r>
     </w:p>
     <w:sectPr>
